--- a/public/resume/generated/rahul-mitra-software-engineer-2026-11.docx
+++ b/public/resume/generated/rahul-mitra-software-engineer-2026-11.docx
@@ -106,7 +106,7 @@
       </w:pPr>
       <w:r>
         <w:rPr>
-          <w:sz w:val="17"/>
+          <w:sz w:val="18"/>
         </w:rPr>
         <w:t xml:space="preserve"> </w:t>
       </w:r>
@@ -167,7 +167,7 @@
     <w:p>
       <w:pPr>
         <w:spacing w:before="0" w:after="0"/>
-        <w:ind w:left="780" w:hanging="107"/>
+        <w:ind w:left="780" w:hanging="113"/>
       </w:pPr>
       <w:r>
         <w:t>• Pursuing a Second Major in Computer Science and a Minor in Mathematics.</w:t>
@@ -176,7 +176,7 @@
     <w:p>
       <w:pPr>
         <w:spacing w:before="0" w:after="0"/>
-        <w:ind w:left="780" w:hanging="107"/>
+        <w:ind w:left="780" w:hanging="113"/>
       </w:pPr>
       <w:r>
         <w:t>• Awarded Certificate of Outstanding Performance in 3D Computer Vision (CS4277): top student in a class of 24, NUS School of Computing.</w:t>
@@ -188,7 +188,7 @@
       </w:pPr>
       <w:r>
         <w:rPr>
-          <w:sz w:val="17"/>
+          <w:sz w:val="18"/>
         </w:rPr>
         <w:t xml:space="preserve"> </w:t>
       </w:r>
@@ -234,7 +234,7 @@
     <w:p>
       <w:pPr>
         <w:spacing w:before="0" w:after="0"/>
-        <w:ind w:left="780" w:hanging="107"/>
+        <w:ind w:left="780" w:hanging="113"/>
       </w:pPr>
       <w:r>
         <w:t>• Design an AI-driven put-away recommendation system for STMicroelectronics' Singapore warehouse, replacing experience-based slotting with capacity-aware decisions drawn from 3 live inputs: picking history, demand forecasts, and available capacity.</w:t>
@@ -246,7 +246,7 @@
       </w:pPr>
       <w:r>
         <w:rPr>
-          <w:sz w:val="17"/>
+          <w:sz w:val="18"/>
         </w:rPr>
         <w:t xml:space="preserve"> </w:t>
       </w:r>
@@ -276,7 +276,7 @@
     <w:p>
       <w:pPr>
         <w:spacing w:before="0" w:after="0"/>
-        <w:ind w:left="780" w:hanging="107"/>
+        <w:ind w:left="780" w:hanging="113"/>
       </w:pPr>
       <w:r>
         <w:t>• Build vision systems for 3 imaging workstreams: camera ISP enhancement, super-resolution, and image restoration under motion and low light.</w:t>
@@ -288,7 +288,7 @@
       </w:pPr>
       <w:r>
         <w:rPr>
-          <w:sz w:val="17"/>
+          <w:sz w:val="18"/>
         </w:rPr>
         <w:t xml:space="preserve"> </w:t>
       </w:r>
@@ -318,7 +318,7 @@
     <w:p>
       <w:pPr>
         <w:spacing w:before="0" w:after="0"/>
-        <w:ind w:left="780" w:hanging="107"/>
+        <w:ind w:left="780" w:hanging="113"/>
       </w:pPr>
       <w:r>
         <w:t>• Assemble a 5-stage offline process-intelligence platform for globally distributed spray-drying plants: GPU OCR and layout parsing, recursive chunking, ONNX embeddings, a Chroma vector store, and LangChain over a locally hosted Gemma model.</w:t>
@@ -330,7 +330,7 @@
       </w:pPr>
       <w:r>
         <w:rPr>
-          <w:sz w:val="17"/>
+          <w:sz w:val="18"/>
         </w:rPr>
         <w:t xml:space="preserve"> </w:t>
       </w:r>
@@ -360,7 +360,7 @@
     <w:p>
       <w:pPr>
         <w:spacing w:before="0" w:after="0"/>
-        <w:ind w:left="780" w:hanging="107"/>
+        <w:ind w:left="780" w:hanging="113"/>
       </w:pPr>
       <w:r>
         <w:t>• Delivered a digital garden-plot balloting platform across admin and public frontends, backend, GIS mapping, and deployment, now production-ready for national rollout across Singapore.</w:t>
@@ -369,7 +369,7 @@
     <w:p>
       <w:pPr>
         <w:spacing w:before="0" w:after="0"/>
-        <w:ind w:left="780" w:hanging="107"/>
+        <w:ind w:left="780" w:hanging="113"/>
       </w:pPr>
       <w:r>
         <w:t>• Integrated Singpass Login (OIDC) to secure resident sign-in and Myinfo to verify identity and address, keeping garden-plot balloting fair for 150 residents signed up at release.</w:t>
@@ -381,7 +381,7 @@
       </w:pPr>
       <w:r>
         <w:rPr>
-          <w:sz w:val="17"/>
+          <w:sz w:val="18"/>
         </w:rPr>
         <w:t xml:space="preserve"> </w:t>
       </w:r>
@@ -411,7 +411,7 @@
     <w:p>
       <w:pPr>
         <w:spacing w:before="0" w:after="0"/>
-        <w:ind w:left="780" w:hanging="107"/>
+        <w:ind w:left="780" w:hanging="113"/>
       </w:pPr>
       <w:r>
         <w:t>• Developed a SimPy discrete-event digital twin and OR-Tools CP-SAT solver for hybrid flow-shop scheduling, then compared 3 approaches (heuristic, MIP, and genetic algorithm) to turn production objectives and constraints into decision-ready schedules.</w:t>
@@ -420,7 +420,7 @@
     <w:p>
       <w:pPr>
         <w:spacing w:before="0" w:after="0"/>
-        <w:ind w:left="780" w:hanging="107"/>
+        <w:ind w:left="780" w:hanging="113"/>
       </w:pPr>
       <w:r>
         <w:t>• Productionized a team-built APC simulator for live internal users on Azure App Service with Docker packaging, access restrictions, and runtime and session hardening.</w:t>
@@ -432,7 +432,7 @@
       </w:pPr>
       <w:r>
         <w:rPr>
-          <w:sz w:val="17"/>
+          <w:sz w:val="18"/>
         </w:rPr>
         <w:t xml:space="preserve"> </w:t>
       </w:r>
@@ -465,48 +465,6 @@
         <w:rPr>
           <w:b/>
         </w:rPr>
-        <w:t>Hackathon Build, OnTheSpectrum: AI Engineer Hackathon 2026</w:t>
-      </w:r>
-      <w:r>
-        <w:rPr>
-          <w:b/>
-        </w:rPr>
-        <w:tab/>
-        <w:t>May 2026</w:t>
-      </w:r>
-    </w:p>
-    <w:p>
-      <w:pPr>
-        <w:spacing w:before="0" w:after="0"/>
-        <w:ind w:left="780" w:hanging="107"/>
-      </w:pPr>
-      <w:r>
-        <w:t>• Created a game of AI-driven infinite levels in a 7-hour hackathon build, wiring Codex and Blender MCP into a local-first Blender-to-Three.js pipeline for GLB assets, previews, and playable-world QA.</w:t>
-      </w:r>
-    </w:p>
-    <w:p>
-      <w:pPr>
-        <w:spacing w:before="0" w:after="0"/>
-      </w:pPr>
-      <w:r>
-        <w:rPr>
-          <w:sz w:val="17"/>
-        </w:rPr>
-        <w:t xml:space="preserve"> </w:t>
-      </w:r>
-    </w:p>
-    <w:p>
-      <w:pPr>
-        <w:keepNext/>
-        <w:tabs>
-          <w:tab w:pos="10466" w:val="right"/>
-        </w:tabs>
-        <w:spacing w:before="0" w:after="0"/>
-      </w:pPr>
-      <w:r>
-        <w:rPr>
-          <w:b/>
-        </w:rPr>
         <w:t>Personal Project, Hailo Edge AI Training and Deployment</w:t>
       </w:r>
       <w:r>
@@ -520,7 +478,7 @@
     <w:p>
       <w:pPr>
         <w:spacing w:before="0" w:after="0"/>
-        <w:ind w:left="780" w:hanging="107"/>
+        <w:ind w:left="780" w:hanging="113"/>
       </w:pPr>
       <w:r>
         <w:t>• Trained YOLO26 through transfer learning and reshaped its architecture with the Hailo Dataflow Compiler, running document detection on a Hailo-8L rated 13 TOPS at 1.5 W to speed up large-batch scanning.</w:t>
@@ -532,7 +490,7 @@
       </w:pPr>
       <w:r>
         <w:rPr>
-          <w:sz w:val="17"/>
+          <w:sz w:val="18"/>
         </w:rPr>
         <w:t xml:space="preserve"> </w:t>
       </w:r>
@@ -562,7 +520,7 @@
     <w:p>
       <w:pPr>
         <w:spacing w:before="0" w:after="0"/>
-        <w:ind w:left="780" w:hanging="107"/>
+        <w:ind w:left="780" w:hanging="113"/>
       </w:pPr>
       <w:r>
         <w:t>• Integrated SEALION embeddings, Supabase vector search, RRF routing, and scheduler-agent planning into an autonomous loop managing electricity and utility savings across multiple HDB households at once, placing top 8 of 50+ teams.</w:t>
@@ -574,7 +532,7 @@
       </w:pPr>
       <w:r>
         <w:rPr>
-          <w:sz w:val="17"/>
+          <w:sz w:val="18"/>
         </w:rPr>
         <w:t xml:space="preserve"> </w:t>
       </w:r>
@@ -604,7 +562,7 @@
     <w:p>
       <w:pPr>
         <w:spacing w:before="0" w:after="0"/>
-        <w:ind w:left="780" w:hanging="107"/>
+        <w:ind w:left="780" w:hanging="113"/>
       </w:pPr>
       <w:r>
         <w:t>• Turned MediaPipe 3D hand landmarks into generated comic strips in a 24-hour sprint with Gemini 2.0 Flash, Veo 3, and Konva.js canvas tooling.</w:t>
@@ -616,7 +574,7 @@
       </w:pPr>
       <w:r>
         <w:rPr>
-          <w:sz w:val="17"/>
+          <w:sz w:val="18"/>
         </w:rPr>
         <w:t xml:space="preserve"> </w:t>
       </w:r>
@@ -662,7 +620,7 @@
     <w:p>
       <w:pPr>
         <w:spacing w:before="0" w:after="0"/>
-        <w:ind w:left="780" w:hanging="107"/>
+        <w:ind w:left="780" w:hanging="113"/>
       </w:pPr>
       <w:r>
         <w:t>• Coordinate weekly senior-engagement activities, building empathy for healthcare, accessibility, and community-focused product design.</w:t>
@@ -674,7 +632,7 @@
       </w:pPr>
       <w:r>
         <w:rPr>
-          <w:sz w:val="17"/>
+          <w:sz w:val="18"/>
         </w:rPr>
         <w:t xml:space="preserve"> </w:t>
       </w:r>
@@ -704,7 +662,7 @@
     <w:p>
       <w:pPr>
         <w:spacing w:before="0" w:after="0"/>
-        <w:ind w:left="780" w:hanging="107"/>
+        <w:ind w:left="780" w:hanging="113"/>
       </w:pPr>
       <w:r>
         <w:t>• Compressed a 6-month food-waste analysis cycle into a 3-minute reporting process with an Excel VBA automation workflow inside a security-constrained environment.</w:t>
@@ -716,7 +674,7 @@
       </w:pPr>
       <w:r>
         <w:rPr>
-          <w:sz w:val="17"/>
+          <w:sz w:val="18"/>
         </w:rPr>
         <w:t xml:space="preserve"> </w:t>
       </w:r>
@@ -1131,7 +1089,7 @@
     </w:pPr>
     <w:rPr>
       <w:rFonts w:ascii="Arial" w:hAnsi="Arial" w:eastAsia="Arial" w:cs="Arial"/>
-      <w:sz w:val="17"/>
+      <w:sz w:val="18"/>
     </w:rPr>
   </w:style>
   <w:style w:type="paragraph" w:styleId="Header">

--- a/public/resume/generated/rahul-mitra-software-engineer-2026-11.docx
+++ b/public/resume/generated/rahul-mitra-software-engineer-2026-11.docx
@@ -700,7 +700,7 @@
         <w:spacing w:before="0" w:after="0"/>
       </w:pPr>
       <w:r>
-        <w:t>Technical: Python, TypeScript, React, Next.js, Three.js, FastAPI, PyTorch, ONNX, Docker, CI/CD, Azure; 3D CV: camera models, epipolar geometry, absolute pose (PnP), SfM, bundle adjustment, multi-view stereo</w:t>
+        <w:t>Technical: Python, TypeScript, React, Next.js, Three.js, FastAPI, PyTorch, ONNX, Docker, CI/CD, Azure; AI tools (Claude Code, ChatGPT, Codex, Gemini, ComfyUI); 3D CV: camera models, epipolar geometry, absolute pose (PnP), SfM, bundle adjustment, multi-view stereo</w:t>
       </w:r>
     </w:p>
     <w:p>

--- a/public/resume/generated/rahul-mitra-software-engineer-2026-11.docx
+++ b/public/resume/generated/rahul-mitra-software-engineer-2026-11.docx
@@ -465,6 +465,57 @@
         <w:rPr>
           <w:b/>
         </w:rPr>
+        <w:t>Team Lead &amp; Finalist, Swarmline: SG Defense Tech Hackathon (1,300+ applicants)</w:t>
+      </w:r>
+      <w:r>
+        <w:rPr>
+          <w:b/>
+        </w:rPr>
+        <w:tab/>
+        <w:t>Sep 2026</w:t>
+      </w:r>
+    </w:p>
+    <w:p>
+      <w:pPr>
+        <w:spacing w:before="0" w:after="0"/>
+        <w:ind w:left="780" w:hanging="113"/>
+      </w:pPr>
+      <w:r>
+        <w:t>• Directed a 5-person team to architect decentralised drone-swarm coordination on correlated random-walk search, gradient-flow dispersion, delay-tolerant gossip, cross-inhibition consensus, and response-threshold task allocation.</w:t>
+      </w:r>
+    </w:p>
+    <w:p>
+      <w:pPr>
+        <w:spacing w:before="0" w:after="0"/>
+        <w:ind w:left="780" w:hanging="113"/>
+      </w:pPr>
+      <w:r>
+        <w:t>• Implemented a deterministic Unreal Engine 5.8 C++ simulation with Claude Code; under a ground-link jam, 30 drones confirmed all 8 walking targets in 10 of 10 seeded runs, against 2.1 for an operator-run fleet.</w:t>
+      </w:r>
+    </w:p>
+    <w:p>
+      <w:pPr>
+        <w:spacing w:before="0" w:after="0"/>
+      </w:pPr>
+      <w:r>
+        <w:rPr>
+          <w:sz w:val="18"/>
+        </w:rPr>
+        <w:t xml:space="preserve"> </w:t>
+      </w:r>
+    </w:p>
+    <w:p>
+      <w:pPr>
+        <w:keepNext/>
+        <w:tabs>
+          <w:tab w:pos="10466" w:val="right"/>
+        </w:tabs>
+        <w:spacing w:before="0" w:after="0"/>
+      </w:pPr>
+      <w:r>
+        <w:rPr>
+          <w:b/>
+        </w:rPr>
         <w:t>Personal Project, Hailo Edge AI Training and Deployment</w:t>
       </w:r>
       <w:r>
@@ -524,48 +575,6 @@
       </w:pPr>
       <w:r>
         <w:t>• Integrated SEALION embeddings, Supabase vector search, RRF routing, and scheduler-agent planning into an autonomous loop managing electricity and utility savings across multiple HDB households at once, placing top 8 of 50+ teams.</w:t>
-      </w:r>
-    </w:p>
-    <w:p>
-      <w:pPr>
-        <w:spacing w:before="0" w:after="0"/>
-      </w:pPr>
-      <w:r>
-        <w:rPr>
-          <w:sz w:val="18"/>
-        </w:rPr>
-        <w:t xml:space="preserve"> </w:t>
-      </w:r>
-    </w:p>
-    <w:p>
-      <w:pPr>
-        <w:keepNext/>
-        <w:tabs>
-          <w:tab w:pos="10466" w:val="right"/>
-        </w:tabs>
-        <w:spacing w:before="0" w:after="0"/>
-      </w:pPr>
-      <w:r>
-        <w:rPr>
-          <w:b/>
-        </w:rPr>
-        <w:t>Hackathon Project, Waaah Comics: 24-Hour Gesture-to-Comic Build</w:t>
-      </w:r>
-      <w:r>
-        <w:rPr>
-          <w:b/>
-        </w:rPr>
-        <w:tab/>
-        <w:t>Jan 2026</w:t>
-      </w:r>
-    </w:p>
-    <w:p>
-      <w:pPr>
-        <w:spacing w:before="0" w:after="0"/>
-        <w:ind w:left="780" w:hanging="113"/>
-      </w:pPr>
-      <w:r>
-        <w:t>• Turned MediaPipe 3D hand landmarks into generated comic strips in a 24-hour sprint with Gemini 2.0 Flash, Veo 3, and Konva.js canvas tooling.</w:t>
       </w:r>
     </w:p>
     <w:p>
@@ -708,7 +717,7 @@
         <w:spacing w:before="0" w:after="0"/>
       </w:pPr>
       <w:r>
-        <w:t>Certifications: NVIDIA Disaster Risk Monitoring with Satellite Imagery; Deep Reinforcement Learning Hands-On (Packt)</w:t>
+        <w:t>Certifications: NVIDIA Disaster Risk Monitoring with Satellite Imagery; Reinforcement Learning and Deep RL Python (Packt)</w:t>
       </w:r>
     </w:p>
     <w:sectPr>
